--- a/dynamic_bertrand/submission/02_Title_Page.docx
+++ b/dynamic_bertrand/submission/02_Title_Page.docx
@@ -58,125 +58,15 @@
       <w:r>
         <w:rPr>
           <w:rFonts w:ascii="Times New Roman" w:hAnsi="Times New Roman"/>
-          <w:highlight w:val="yellow"/>
         </w:rPr>
-        <w:t>[Author 1 full name]</w:t>
-      </w:r>
-      <w:r>
-        <w:rPr>
-          <w:rFonts w:ascii="Times New Roman" w:hAnsi="Times New Roman"/>
-        </w:rPr>
-        <w:t xml:space="preserve">, </w:t>
+        <w:t xml:space="preserve">Ook Lee, Department of Information Systems, Hanyang University, Seoul, Korea. </w:t>
       </w:r>
       <w:r>
         <w:rPr>
           <w:rFonts w:ascii="Times New Roman" w:hAnsi="Times New Roman"/>
           <w:highlight w:val="yellow"/>
         </w:rPr>
-        <w:t>[Department]</w:t>
-      </w:r>
-      <w:r>
-        <w:rPr>
-          <w:rFonts w:ascii="Times New Roman" w:hAnsi="Times New Roman"/>
-        </w:rPr>
-        <w:t xml:space="preserve">, </w:t>
-      </w:r>
-      <w:r>
-        <w:rPr>
-          <w:rFonts w:ascii="Times New Roman" w:hAnsi="Times New Roman"/>
-          <w:highlight w:val="yellow"/>
-        </w:rPr>
-        <w:t>[University]</w:t>
-      </w:r>
-      <w:r>
-        <w:rPr>
-          <w:rFonts w:ascii="Times New Roman" w:hAnsi="Times New Roman"/>
-        </w:rPr>
-        <w:t xml:space="preserve">, </w:t>
-      </w:r>
-      <w:r>
-        <w:rPr>
-          <w:rFonts w:ascii="Times New Roman" w:hAnsi="Times New Roman"/>
-          <w:highlight w:val="yellow"/>
-        </w:rPr>
-        <w:t>[City, Country]</w:t>
-      </w:r>
-      <w:r>
-        <w:rPr>
-          <w:rFonts w:ascii="Times New Roman" w:hAnsi="Times New Roman"/>
-        </w:rPr>
-        <w:t xml:space="preserve">, </w:t>
-      </w:r>
-      <w:r>
-        <w:rPr>
-          <w:rFonts w:ascii="Times New Roman" w:hAnsi="Times New Roman"/>
-          <w:highlight w:val="yellow"/>
-        </w:rPr>
-        <w:t>[ORCID]</w:t>
-      </w:r>
-    </w:p>
-    <w:p>
-      <w:pPr>
-        <w:spacing w:after="40" w:line="259" w:lineRule="auto"/>
-      </w:pPr>
-      <w:r>
-        <w:rPr>
-          <w:rFonts w:ascii="Times New Roman" w:hAnsi="Times New Roman"/>
-          <w:highlight w:val="yellow"/>
-        </w:rPr>
-        <w:t>[Author 2 full name]</w:t>
-      </w:r>
-      <w:r>
-        <w:rPr>
-          <w:rFonts w:ascii="Times New Roman" w:hAnsi="Times New Roman"/>
-        </w:rPr>
-        <w:t xml:space="preserve">, </w:t>
-      </w:r>
-      <w:r>
-        <w:rPr>
-          <w:rFonts w:ascii="Times New Roman" w:hAnsi="Times New Roman"/>
-          <w:highlight w:val="yellow"/>
-        </w:rPr>
-        <w:t>[Department]</w:t>
-      </w:r>
-      <w:r>
-        <w:rPr>
-          <w:rFonts w:ascii="Times New Roman" w:hAnsi="Times New Roman"/>
-        </w:rPr>
-        <w:t xml:space="preserve">, </w:t>
-      </w:r>
-      <w:r>
-        <w:rPr>
-          <w:rFonts w:ascii="Times New Roman" w:hAnsi="Times New Roman"/>
-          <w:highlight w:val="yellow"/>
-        </w:rPr>
-        <w:t>[University]</w:t>
-      </w:r>
-      <w:r>
-        <w:rPr>
-          <w:rFonts w:ascii="Times New Roman" w:hAnsi="Times New Roman"/>
-        </w:rPr>
-        <w:t xml:space="preserve">, </w:t>
-      </w:r>
-      <w:r>
-        <w:rPr>
-          <w:rFonts w:ascii="Times New Roman" w:hAnsi="Times New Roman"/>
-          <w:highlight w:val="yellow"/>
-        </w:rPr>
-        <w:t>[City, Country]</w:t>
-      </w:r>
-      <w:r>
-        <w:rPr>
-          <w:rFonts w:ascii="Times New Roman" w:hAnsi="Times New Roman"/>
-        </w:rPr>
-        <w:t xml:space="preserve">, </w:t>
-      </w:r>
-      <w:r>
-        <w:rPr>
-          <w:rFonts w:ascii="Times New Roman" w:hAnsi="Times New Roman"/>
-          <w:highlight w:val="yellow"/>
-        </w:rPr>
-        <w:t>[ORCID]</w:t>
+        <w:t>[ORCID, optional]</w:t>
       </w:r>
     </w:p>
     <w:p>
@@ -188,7 +78,7 @@
           <w:rFonts w:ascii="Times New Roman" w:hAnsi="Times New Roman"/>
           <w:highlight w:val="yellow"/>
         </w:rPr>
-        <w:t>[Add or delete lines as needed]</w:t>
+        <w:t>[Add further authors here, or delete this line]</w:t>
       </w:r>
     </w:p>
     <w:p>
@@ -210,15 +100,8 @@
       <w:r>
         <w:rPr>
           <w:rFonts w:ascii="Times New Roman" w:hAnsi="Times New Roman"/>
-          <w:highlight w:val="yellow"/>
         </w:rPr>
-        <w:t>[Name]</w:t>
-      </w:r>
-      <w:r>
-        <w:rPr>
-          <w:rFonts w:ascii="Times New Roman" w:hAnsi="Times New Roman"/>
-        </w:rPr>
-        <w:t xml:space="preserve">, </w:t>
+        <w:t xml:space="preserve">Ook Lee, Department of Information Systems, Hanyang University, Seoul, Korea. E-mail: ooklee@hanyang.ac.kr. </w:t>
       </w:r>
       <w:r>
         <w:rPr>
@@ -231,14 +114,14 @@
         <w:rPr>
           <w:rFonts w:ascii="Times New Roman" w:hAnsi="Times New Roman"/>
         </w:rPr>
-        <w:t xml:space="preserve">, ooklee@hanyang.ac.kr, </w:t>
+        <w:t xml:space="preserve"> </w:t>
       </w:r>
       <w:r>
         <w:rPr>
           <w:rFonts w:ascii="Times New Roman" w:hAnsi="Times New Roman"/>
           <w:highlight w:val="yellow"/>
         </w:rPr>
-        <w:t>[telephone]</w:t>
+        <w:t>[Telephone]</w:t>
       </w:r>
     </w:p>
     <w:p>

--- a/dynamic_bertrand/submission/02_Title_Page.docx
+++ b/dynamic_bertrand/submission/02_Title_Page.docx
@@ -59,7 +59,7 @@
         <w:rPr>
           <w:rFonts w:ascii="Times New Roman" w:hAnsi="Times New Roman"/>
         </w:rPr>
-        <w:t xml:space="preserve">Ook Lee, Department of Information Systems, Hanyang University, Seoul, Korea. </w:t>
+        <w:t xml:space="preserve">Ook Lee, Department of Information System, Hanyang University, Seoul, Korea. </w:t>
       </w:r>
       <w:r>
         <w:rPr>
@@ -101,7 +101,7 @@
         <w:rPr>
           <w:rFonts w:ascii="Times New Roman" w:hAnsi="Times New Roman"/>
         </w:rPr>
-        <w:t xml:space="preserve">Ook Lee, Department of Information Systems, Hanyang University, Seoul, Korea. E-mail: ooklee@hanyang.ac.kr. </w:t>
+        <w:t xml:space="preserve">Ook Lee, Department of Information System, Hanyang University, Seoul, Korea. E-mail: ooklee@hanyang.ac.kr. </w:t>
       </w:r>
       <w:r>
         <w:rPr>
